--- a/EDA Report.docx
+++ b/EDA Report.docx
@@ -7,20 +7,895 @@
         <w:rPr>
           <w:b/>
           <w:bCs/>
-          <w:sz w:val="44"/>
-          <w:szCs w:val="44"/>
-          <w:u w:val="single"/>
-        </w:rPr>
-      </w:pPr>
-      <w:r>
-        <w:rPr>
-          <w:b/>
-          <w:bCs/>
-          <w:sz w:val="44"/>
-          <w:szCs w:val="44"/>
-          <w:u w:val="single"/>
-        </w:rPr>
-        <w:t xml:space="preserve">EDA Report </w:t>
+        </w:rPr>
+      </w:pPr>
+      <w:r>
+        <w:rPr>
+          <w:b/>
+          <w:bCs/>
+        </w:rPr>
+        <w:t>Exploratory Data Analysis (EDA) and Data Cleaning Report</w:t>
+      </w:r>
+    </w:p>
+    <w:p>
+      <w:pPr>
+        <w:rPr>
+          <w:b/>
+          <w:bCs/>
+        </w:rPr>
+      </w:pPr>
+      <w:r>
+        <w:rPr>
+          <w:b/>
+          <w:bCs/>
+        </w:rPr>
+        <w:t>Project Objective</w:t>
+      </w:r>
+    </w:p>
+    <w:p>
+      <w:r>
+        <w:t>The objective of this project is to analyze a student performance dataset, understand its structure, identify data quality issues, perform exploratory data analysis (EDA), and clean the dataset before applying machine learning algorithms for predicting student CGPA.</w:t>
+      </w:r>
+    </w:p>
+    <w:p>
+      <w:r>
+        <w:pict w14:anchorId="538DA3E6">
+          <v:rect id="_x0000_i1079" style="width:0;height:1.5pt" o:hralign="center" o:hrstd="t" o:hr="t" fillcolor="#a0a0a0" stroked="f"/>
+        </w:pict>
+      </w:r>
+    </w:p>
+    <w:p>
+      <w:pPr>
+        <w:rPr>
+          <w:b/>
+          <w:bCs/>
+        </w:rPr>
+      </w:pPr>
+      <w:r>
+        <w:rPr>
+          <w:b/>
+          <w:bCs/>
+        </w:rPr>
+        <w:t>1. Dataset Overview</w:t>
+      </w:r>
+    </w:p>
+    <w:p>
+      <w:r>
+        <w:t>The dataset contains information about students, including their academic performance, attendance, interests, health, study habits, extracurricular activities, and various demographic attributes.</w:t>
+      </w:r>
+    </w:p>
+    <w:p>
+      <w:r>
+        <w:t>Initial exploration included:</w:t>
+      </w:r>
+    </w:p>
+    <w:p>
+      <w:pPr>
+        <w:numPr>
+          <w:ilvl w:val="0"/>
+          <w:numId w:val="2"/>
+        </w:numPr>
+      </w:pPr>
+      <w:r>
+        <w:t>Dataset shape</w:t>
+      </w:r>
+      <w:r>
+        <w:t xml:space="preserve"> – (1194, 31)</w:t>
+      </w:r>
+    </w:p>
+    <w:p>
+      <w:pPr>
+        <w:numPr>
+          <w:ilvl w:val="0"/>
+          <w:numId w:val="2"/>
+        </w:numPr>
+      </w:pPr>
+      <w:r>
+        <w:t>Feature names</w:t>
+      </w:r>
+      <w:r>
+        <w:t xml:space="preserve"> – (</w:t>
+      </w:r>
+      <w:r>
+        <w:t>The dataset consists of 31 features describing students' academic records, study habits, attendance, lifestyle, health, extracurricular activities, and personal demographics.</w:t>
+      </w:r>
+      <w:r>
+        <w:t>)</w:t>
+      </w:r>
+    </w:p>
+    <w:p>
+      <w:pPr>
+        <w:numPr>
+          <w:ilvl w:val="0"/>
+          <w:numId w:val="2"/>
+        </w:numPr>
+      </w:pPr>
+      <w:r>
+        <w:t>Data types</w:t>
+      </w:r>
+      <w:r>
+        <w:t xml:space="preserve"> </w:t>
+      </w:r>
+      <w:r>
+        <w:t>– (int64, float64, object)</w:t>
+      </w:r>
+    </w:p>
+    <w:p>
+      <w:pPr>
+        <w:numPr>
+          <w:ilvl w:val="0"/>
+          <w:numId w:val="2"/>
+        </w:numPr>
+      </w:pPr>
+      <w:r>
+        <w:t>Basic statistical summary</w:t>
+      </w:r>
+      <w:r>
+        <w:t xml:space="preserve"> </w:t>
+      </w:r>
+      <w:r>
+        <w:t>–</w:t>
+      </w:r>
+      <w:r>
+        <w:t xml:space="preserve"> </w:t>
+      </w:r>
+      <w:r>
+        <w:t>(</w:t>
+      </w:r>
+      <w:r>
+        <w:t>Mean, median, standard deviation, minimum, maximum, and quartile statistics were analyzed for all numerical features.</w:t>
+      </w:r>
+      <w:r>
+        <w:t>)</w:t>
+      </w:r>
+    </w:p>
+    <w:p>
+      <w:pPr>
+        <w:numPr>
+          <w:ilvl w:val="0"/>
+          <w:numId w:val="2"/>
+        </w:numPr>
+      </w:pPr>
+      <w:r>
+        <w:t>Sample observations</w:t>
+      </w:r>
+    </w:p>
+    <w:p>
+      <w:r>
+        <w:t>This helped in understanding the overall structure of the dataset before preprocessing.</w:t>
+      </w:r>
+    </w:p>
+    <w:p>
+      <w:r>
+        <w:pict w14:anchorId="7BD58073">
+          <v:rect id="_x0000_i1080" style="width:0;height:1.5pt" o:hralign="center" o:hrstd="t" o:hr="t" fillcolor="#a0a0a0" stroked="f"/>
+        </w:pict>
+      </w:r>
+    </w:p>
+    <w:p>
+      <w:pPr>
+        <w:rPr>
+          <w:b/>
+          <w:bCs/>
+        </w:rPr>
+      </w:pPr>
+      <w:r>
+        <w:rPr>
+          <w:b/>
+          <w:bCs/>
+        </w:rPr>
+        <w:t>2. Data Quality Assessment</w:t>
+      </w:r>
+    </w:p>
+    <w:p>
+      <w:r>
+        <w:t>Several checks were performed to evaluate the quality of the dataset.</w:t>
+      </w:r>
+    </w:p>
+    <w:p>
+      <w:pPr>
+        <w:rPr>
+          <w:b/>
+          <w:bCs/>
+        </w:rPr>
+      </w:pPr>
+      <w:r>
+        <w:rPr>
+          <w:b/>
+          <w:bCs/>
+        </w:rPr>
+        <w:t>Missing Values</w:t>
+      </w:r>
+    </w:p>
+    <w:p>
+      <w:r>
+        <w:t xml:space="preserve">The dataset contained only </w:t>
+      </w:r>
+      <w:r>
+        <w:rPr>
+          <w:b/>
+          <w:bCs/>
+        </w:rPr>
+        <w:t>one missing value</w:t>
+      </w:r>
+      <w:r>
+        <w:t xml:space="preserve">. Since it represented less than 0.1% of the data, the corresponding record was removed, reducing the dataset size from </w:t>
+      </w:r>
+      <w:r>
+        <w:rPr>
+          <w:b/>
+          <w:bCs/>
+        </w:rPr>
+        <w:t>1194</w:t>
+      </w:r>
+      <w:r>
+        <w:t xml:space="preserve"> to </w:t>
+      </w:r>
+      <w:r>
+        <w:rPr>
+          <w:b/>
+          <w:bCs/>
+        </w:rPr>
+        <w:t>1193</w:t>
+      </w:r>
+      <w:r>
+        <w:t xml:space="preserve"> rows.</w:t>
+      </w:r>
+    </w:p>
+    <w:p>
+      <w:pPr>
+        <w:rPr>
+          <w:b/>
+          <w:bCs/>
+        </w:rPr>
+      </w:pPr>
+      <w:r>
+        <w:rPr>
+          <w:b/>
+          <w:bCs/>
+        </w:rPr>
+        <w:t>Duplicate Records</w:t>
+      </w:r>
+    </w:p>
+    <w:p>
+      <w:r>
+        <w:t xml:space="preserve">Duplicate entries were </w:t>
+      </w:r>
+      <w:r>
+        <w:t>not there so I got a pretty clean and simple dataset.</w:t>
+      </w:r>
+    </w:p>
+    <w:p>
+      <w:r>
+        <w:rPr>
+          <w:b/>
+          <w:bCs/>
+        </w:rPr>
+        <w:lastRenderedPageBreak/>
+        <w:t>Data Types</w:t>
+      </w:r>
+    </w:p>
+    <w:p>
+      <w:r>
+        <w:t xml:space="preserve">The dataset contained only </w:t>
+      </w:r>
+      <w:r>
+        <w:rPr>
+          <w:b/>
+          <w:bCs/>
+        </w:rPr>
+        <w:t>one missing value</w:t>
+      </w:r>
+      <w:r>
+        <w:t xml:space="preserve">. Since it represented less than 0.1% of the data, the corresponding record was removed, reducing the dataset size from </w:t>
+      </w:r>
+      <w:r>
+        <w:rPr>
+          <w:b/>
+          <w:bCs/>
+        </w:rPr>
+        <w:t>1194</w:t>
+      </w:r>
+      <w:r>
+        <w:t xml:space="preserve"> to </w:t>
+      </w:r>
+      <w:r>
+        <w:rPr>
+          <w:b/>
+          <w:bCs/>
+        </w:rPr>
+        <w:t>1193</w:t>
+      </w:r>
+      <w:r>
+        <w:t xml:space="preserve"> rows.</w:t>
+      </w:r>
+    </w:p>
+    <w:p>
+      <w:r>
+        <w:pict w14:anchorId="48ADAA12">
+          <v:rect id="_x0000_i1081" style="width:0;height:1.5pt" o:hralign="center" o:hrstd="t" o:hr="t" fillcolor="#a0a0a0" stroked="f"/>
+        </w:pict>
+      </w:r>
+    </w:p>
+    <w:p>
+      <w:pPr>
+        <w:rPr>
+          <w:b/>
+          <w:bCs/>
+        </w:rPr>
+      </w:pPr>
+      <w:r>
+        <w:rPr>
+          <w:b/>
+          <w:bCs/>
+        </w:rPr>
+        <w:t>3. Univariate Analysis</w:t>
+      </w:r>
+    </w:p>
+    <w:p>
+      <w:r>
+        <w:t>Univariate analysis was performed separately for categorical and numerical features.</w:t>
+      </w:r>
+    </w:p>
+    <w:p>
+      <w:pPr>
+        <w:rPr>
+          <w:b/>
+          <w:bCs/>
+        </w:rPr>
+      </w:pPr>
+      <w:r>
+        <w:rPr>
+          <w:b/>
+          <w:bCs/>
+        </w:rPr>
+        <w:t>Categorical Features</w:t>
+      </w:r>
+    </w:p>
+    <w:p>
+      <w:r>
+        <w:t>Frequency distributions were analyzed for important variables such as:</w:t>
+      </w:r>
+    </w:p>
+    <w:p>
+      <w:pPr>
+        <w:numPr>
+          <w:ilvl w:val="0"/>
+          <w:numId w:val="3"/>
+        </w:numPr>
+      </w:pPr>
+      <w:r>
+        <w:t>Program</w:t>
+      </w:r>
+    </w:p>
+    <w:p>
+      <w:pPr>
+        <w:numPr>
+          <w:ilvl w:val="0"/>
+          <w:numId w:val="3"/>
+        </w:numPr>
+      </w:pPr>
+      <w:r>
+        <w:t>Relationship status</w:t>
+      </w:r>
+    </w:p>
+    <w:p>
+      <w:pPr>
+        <w:numPr>
+          <w:ilvl w:val="0"/>
+          <w:numId w:val="3"/>
+        </w:numPr>
+      </w:pPr>
+      <w:r>
+        <w:t>Interested area</w:t>
+      </w:r>
+    </w:p>
+    <w:p>
+      <w:pPr>
+        <w:numPr>
+          <w:ilvl w:val="0"/>
+          <w:numId w:val="3"/>
+        </w:numPr>
+      </w:pPr>
+      <w:r>
+        <w:t>Health issues</w:t>
+      </w:r>
+    </w:p>
+    <w:p>
+      <w:pPr>
+        <w:numPr>
+          <w:ilvl w:val="0"/>
+          <w:numId w:val="3"/>
+        </w:numPr>
+      </w:pPr>
+      <w:r>
+        <w:t>Skills</w:t>
+      </w:r>
+    </w:p>
+    <w:p>
+      <w:pPr>
+        <w:numPr>
+          <w:ilvl w:val="0"/>
+          <w:numId w:val="3"/>
+        </w:numPr>
+      </w:pPr>
+      <w:r>
+        <w:t>Other student-related attributes</w:t>
+      </w:r>
+    </w:p>
+    <w:p>
+      <w:r>
+        <w:t>Several inconsistent categories caused unnecessary fragmentation. Similar values representing the same meaning were merged to improve data consistency.</w:t>
+      </w:r>
+    </w:p>
+    <w:p>
+      <w:r>
+        <w:t xml:space="preserve">Rare categories with very few observations were grouped into an </w:t>
+      </w:r>
+      <w:r>
+        <w:rPr>
+          <w:b/>
+          <w:bCs/>
+        </w:rPr>
+        <w:t>"Others"</w:t>
+      </w:r>
+      <w:r>
+        <w:t xml:space="preserve"> category to reduce noise.</w:t>
+      </w:r>
+    </w:p>
+    <w:p>
+      <w:pPr>
+        <w:rPr>
+          <w:b/>
+          <w:bCs/>
+        </w:rPr>
+      </w:pPr>
+      <w:r>
+        <w:rPr>
+          <w:b/>
+          <w:bCs/>
+        </w:rPr>
+        <w:t>Numerical Features</w:t>
+      </w:r>
+    </w:p>
+    <w:p>
+      <w:r>
+        <w:t>The distribution of numerical variables such as previous SGPA, attendance, age, and CGPA was analyzed using descriptive statistics and histograms.</w:t>
+      </w:r>
+    </w:p>
+    <w:p>
+      <w:r>
+        <w:t>This helped identify the spread of the data, central tendency, and potential anomalies.</w:t>
+      </w:r>
+    </w:p>
+    <w:p>
+      <w:r>
+        <w:t>The analysis also revealed that several numerical features contained potential outliers. These will be addressed during feature engineering using trimming or capping techniques where appropriate.</w:t>
+      </w:r>
+      <w:r>
+        <w:pict w14:anchorId="49625CC4">
+          <v:rect id="_x0000_i1082" style="width:0;height:1.5pt" o:hralign="center" o:hrstd="t" o:hr="t" fillcolor="#a0a0a0" stroked="f"/>
+        </w:pict>
+      </w:r>
+    </w:p>
+    <w:p>
+      <w:pPr>
+        <w:rPr>
+          <w:b/>
+          <w:bCs/>
+        </w:rPr>
+      </w:pPr>
+      <w:r>
+        <w:rPr>
+          <w:b/>
+          <w:bCs/>
+        </w:rPr>
+        <w:t>4. Skewness Analysis</w:t>
+      </w:r>
+    </w:p>
+    <w:p>
+      <w:r>
+        <w:lastRenderedPageBreak/>
+        <w:t>The skewness of numerical variables was calculated to understand whether features followed symmetric distributions or contained long tails.</w:t>
+      </w:r>
+    </w:p>
+    <w:p>
+      <w:r>
+        <w:t>This information is useful while selecting preprocessing techniques and machine learning models.</w:t>
+      </w:r>
+    </w:p>
+    <w:p>
+      <w:r>
+        <w:t>The majority of numerical features exhibited either positive or negative skewness, indicating that transformation techniques may be beneficial before model training.</w:t>
+      </w:r>
+      <w:r>
+        <w:pict w14:anchorId="5D8D9814">
+          <v:rect id="_x0000_i1083" style="width:0;height:1.5pt" o:hralign="center" o:hrstd="t" o:hr="t" fillcolor="#a0a0a0" stroked="f"/>
+        </w:pict>
+      </w:r>
+    </w:p>
+    <w:p>
+      <w:pPr>
+        <w:rPr>
+          <w:b/>
+          <w:bCs/>
+        </w:rPr>
+      </w:pPr>
+      <w:r>
+        <w:rPr>
+          <w:b/>
+          <w:bCs/>
+        </w:rPr>
+        <w:t>5. Multivariate Analysis</w:t>
+      </w:r>
+    </w:p>
+    <w:p>
+      <w:r>
+        <w:t>Relationships between variables were explored using multiple visualization techniques.</w:t>
+      </w:r>
+    </w:p>
+    <w:p>
+      <w:r>
+        <w:t>Scatter plots were created between numerical features and the target variable (CGPA) to identify important predictors.</w:t>
+      </w:r>
+    </w:p>
+    <w:p>
+      <w:r>
+        <w:t>Categorical variables were compared with CGPA using boxplots to understand how different categories influenced student performance.</w:t>
+      </w:r>
+    </w:p>
+    <w:p>
+      <w:r>
+        <w:t>A correlation heatmap was generated to study linear relationships among numerical variables.</w:t>
+      </w:r>
+      <w:r>
+        <w:t xml:space="preserve"> </w:t>
+      </w:r>
+    </w:p>
+    <w:p>
+      <w:r>
+        <w:t>The analysis indicated that previous SGPA showed the strongest relationship with current CGPA, while several other numerical features exhibited weaker correlations.</w:t>
+      </w:r>
+    </w:p>
+    <w:p>
+      <w:r>
+        <w:pict w14:anchorId="1C101F0B">
+          <v:rect id="_x0000_i1084" style="width:0;height:1.5pt" o:hralign="center" o:hrstd="t" o:hr="t" fillcolor="#a0a0a0" stroked="f"/>
+        </w:pict>
+      </w:r>
+    </w:p>
+    <w:p>
+      <w:pPr>
+        <w:rPr>
+          <w:b/>
+          <w:bCs/>
+        </w:rPr>
+      </w:pPr>
+      <w:r>
+        <w:rPr>
+          <w:b/>
+          <w:bCs/>
+        </w:rPr>
+        <w:t>6. Outlier Analysis</w:t>
+      </w:r>
+    </w:p>
+    <w:p>
+      <w:r>
+        <w:t>Boxplots were used to identify outliers in numerical variables.</w:t>
+      </w:r>
+    </w:p>
+    <w:p>
+      <w:r>
+        <w:t>The presence of outliers was documented for further preprocessing decisions before model training.</w:t>
+      </w:r>
+    </w:p>
+    <w:p>
+      <w:r>
+        <w:t>Rather than removing observations immediately, outlier detection was treated as an important step for future feature engineering and model optimization.</w:t>
+      </w:r>
+    </w:p>
+    <w:p>
+      <w:r>
+        <w:t>Appropriate outlier treatment techniques, such as trimming or capping, will be evaluated during feature engineering based on their impact on model performanc</w:t>
+      </w:r>
+      <w:r>
+        <w:t>e.</w:t>
+      </w:r>
+      <w:r>
+        <w:pict w14:anchorId="3183B26D">
+          <v:rect id="_x0000_i1085" style="width:0;height:1.5pt" o:hralign="center" o:hrstd="t" o:hr="t" fillcolor="#a0a0a0" stroked="f"/>
+        </w:pict>
+      </w:r>
+    </w:p>
+    <w:p>
+      <w:pPr>
+        <w:rPr>
+          <w:b/>
+          <w:bCs/>
+        </w:rPr>
+      </w:pPr>
+      <w:r>
+        <w:rPr>
+          <w:b/>
+          <w:bCs/>
+        </w:rPr>
+        <w:t>7. Data Cleaning</w:t>
+      </w:r>
+    </w:p>
+    <w:p>
+      <w:r>
+        <w:t>Several preprocessing steps were performed to improve data quality.</w:t>
+      </w:r>
+    </w:p>
+    <w:p>
+      <w:r>
+        <w:t>These included:</w:t>
+      </w:r>
+    </w:p>
+    <w:p>
+      <w:pPr>
+        <w:numPr>
+          <w:ilvl w:val="0"/>
+          <w:numId w:val="4"/>
+        </w:numPr>
+      </w:pPr>
+      <w:r>
+        <w:lastRenderedPageBreak/>
+        <w:t>Verified that no duplicate records were present in the dataset.</w:t>
+      </w:r>
+    </w:p>
+    <w:p>
+      <w:pPr>
+        <w:numPr>
+          <w:ilvl w:val="0"/>
+          <w:numId w:val="4"/>
+        </w:numPr>
+      </w:pPr>
+      <w:r>
+        <w:t xml:space="preserve">There was also a column named as course which had same </w:t>
+      </w:r>
+      <w:r>
+        <w:t>values every row so I removed that because it was not giving any information</w:t>
+      </w:r>
+    </w:p>
+    <w:p>
+      <w:pPr>
+        <w:numPr>
+          <w:ilvl w:val="0"/>
+          <w:numId w:val="4"/>
+        </w:numPr>
+      </w:pPr>
+      <w:r>
+        <w:t>Correcting inconsistent categorical values</w:t>
+      </w:r>
+    </w:p>
+    <w:p>
+      <w:pPr>
+        <w:numPr>
+          <w:ilvl w:val="0"/>
+          <w:numId w:val="4"/>
+        </w:numPr>
+      </w:pPr>
+      <w:r>
+        <w:t>Standardizing category names</w:t>
+      </w:r>
+    </w:p>
+    <w:p>
+      <w:pPr>
+        <w:numPr>
+          <w:ilvl w:val="0"/>
+          <w:numId w:val="4"/>
+        </w:numPr>
+      </w:pPr>
+      <w:r>
+        <w:t>Combining similar categories</w:t>
+      </w:r>
+    </w:p>
+    <w:p>
+      <w:pPr>
+        <w:numPr>
+          <w:ilvl w:val="0"/>
+          <w:numId w:val="4"/>
+        </w:numPr>
+      </w:pPr>
+      <w:r>
+        <w:t>Grouping infrequent categories into "Others"</w:t>
+      </w:r>
+    </w:p>
+    <w:p>
+      <w:pPr>
+        <w:numPr>
+          <w:ilvl w:val="0"/>
+          <w:numId w:val="4"/>
+        </w:numPr>
+      </w:pPr>
+      <w:r>
+        <w:t>Converting object columns to numerical data types where appropriate</w:t>
+      </w:r>
+    </w:p>
+    <w:p>
+      <w:r>
+        <w:t>These transformations reduced noise while preserving meaningful information.</w:t>
+      </w:r>
+    </w:p>
+    <w:p>
+      <w:r>
+        <w:pict w14:anchorId="2460D9BD">
+          <v:rect id="_x0000_i1086" style="width:0;height:1.5pt" o:hralign="center" o:hrstd="t" o:hr="t" fillcolor="#a0a0a0" stroked="f"/>
+        </w:pict>
+      </w:r>
+    </w:p>
+    <w:p>
+      <w:pPr>
+        <w:rPr>
+          <w:b/>
+          <w:bCs/>
+        </w:rPr>
+      </w:pPr>
+      <w:r>
+        <w:rPr>
+          <w:b/>
+          <w:bCs/>
+        </w:rPr>
+        <w:t>8. Key Insights</w:t>
+      </w:r>
+    </w:p>
+    <w:p>
+      <w:pPr>
+        <w:numPr>
+          <w:ilvl w:val="0"/>
+          <w:numId w:val="5"/>
+        </w:numPr>
+      </w:pPr>
+      <w:r>
+        <w:t>The dataset was largely complete with very few missing values.</w:t>
+      </w:r>
+    </w:p>
+    <w:p>
+      <w:pPr>
+        <w:numPr>
+          <w:ilvl w:val="0"/>
+          <w:numId w:val="5"/>
+        </w:numPr>
+      </w:pPr>
+      <w:r>
+        <w:t>Duplicate records</w:t>
+      </w:r>
+      <w:r>
+        <w:t xml:space="preserve"> were not present in the dataset</w:t>
+      </w:r>
+      <w:r>
+        <w:t>.</w:t>
+      </w:r>
+    </w:p>
+    <w:p>
+      <w:pPr>
+        <w:numPr>
+          <w:ilvl w:val="0"/>
+          <w:numId w:val="5"/>
+        </w:numPr>
+      </w:pPr>
+      <w:r>
+        <w:t>Multiple categorical variables required standardization due to inconsistent naming.</w:t>
+      </w:r>
+    </w:p>
+    <w:p>
+      <w:pPr>
+        <w:numPr>
+          <w:ilvl w:val="0"/>
+          <w:numId w:val="5"/>
+        </w:numPr>
+      </w:pPr>
+      <w:r>
+        <w:t>Rare categories were consolidated to improve model generalization.</w:t>
+      </w:r>
+    </w:p>
+    <w:p>
+      <w:pPr>
+        <w:numPr>
+          <w:ilvl w:val="0"/>
+          <w:numId w:val="5"/>
+        </w:numPr>
+      </w:pPr>
+      <w:r>
+        <w:t>Previous SGPA appeared to be the strongest predictor of current CGPA.</w:t>
+      </w:r>
+    </w:p>
+    <w:p>
+      <w:pPr>
+        <w:numPr>
+          <w:ilvl w:val="0"/>
+          <w:numId w:val="5"/>
+        </w:numPr>
+      </w:pPr>
+      <w:r>
+        <w:t>Numerical variables displayed varying levels of skewness.</w:t>
+      </w:r>
+    </w:p>
+    <w:p>
+      <w:pPr>
+        <w:numPr>
+          <w:ilvl w:val="0"/>
+          <w:numId w:val="5"/>
+        </w:numPr>
+      </w:pPr>
+      <w:r>
+        <w:t>Outliers were identified for future preprocessing.</w:t>
+      </w:r>
+    </w:p>
+    <w:p>
+      <w:r>
+        <w:pict w14:anchorId="328DEED8">
+          <v:rect id="_x0000_i1087" style="width:0;height:1.5pt" o:hralign="center" o:hrstd="t" o:hr="t" fillcolor="#a0a0a0" stroked="f"/>
+        </w:pict>
+      </w:r>
+    </w:p>
+    <w:p>
+      <w:pPr>
+        <w:rPr>
+          <w:b/>
+          <w:bCs/>
+        </w:rPr>
+      </w:pPr>
+      <w:r>
+        <w:rPr>
+          <w:b/>
+          <w:bCs/>
+        </w:rPr>
+        <w:t>9. Dataset after Cleaning</w:t>
+      </w:r>
+    </w:p>
+    <w:p>
+      <w:r>
+        <w:t>Dataset shape after Cleaning:</w:t>
+      </w:r>
+    </w:p>
+    <w:p>
+      <w:r>
+        <w:t>Rows: 1192, Columns: 30</w:t>
+      </w:r>
+    </w:p>
+    <w:p>
+      <w:r>
+        <w:pict w14:anchorId="3B25460D">
+          <v:rect id="_x0000_i1097" style="width:0;height:1.5pt" o:hralign="center" o:hrstd="t" o:hr="t" fillcolor="#a0a0a0" stroked="f"/>
+        </w:pict>
+      </w:r>
+    </w:p>
+    <w:p>
+      <w:pPr>
+        <w:rPr>
+          <w:b/>
+          <w:bCs/>
+        </w:rPr>
+      </w:pPr>
+      <w:r>
+        <w:rPr>
+          <w:b/>
+          <w:bCs/>
+        </w:rPr>
+        <w:t>10</w:t>
+      </w:r>
+      <w:r>
+        <w:rPr>
+          <w:b/>
+          <w:bCs/>
+        </w:rPr>
+        <w:t>. Conclusion</w:t>
+      </w:r>
+    </w:p>
+    <w:p>
+      <w:r>
+        <w:t xml:space="preserve">The exploratory data analysis and cleaning process significantly improved the overall quality of the dataset. Inconsistent values were standardized, duplicates were removed, </w:t>
+      </w:r>
+      <w:r>
+        <w:lastRenderedPageBreak/>
+        <w:t>categorical variables were consolidated, and numerical features were analyzed for skewness and outliers.</w:t>
+      </w:r>
+    </w:p>
+    <w:p>
+      <w:r>
+        <w:t>The cleaned dataset is now well-prepared for the next stage of the machine learning pipeline, including feature engineering, preprocessing, model training, and performance evaluation.</w:t>
       </w:r>
     </w:p>
     <w:p/>
@@ -37,6 +912,155 @@
 <file path=word/numbering.xml><?xml version="1.0" encoding="utf-8"?>
 <w:numbering xmlns:wpc="http://schemas.microsoft.com/office/word/2010/wordprocessingCanvas" xmlns:cx="http://schemas.microsoft.com/office/drawing/2014/chartex" xmlns:cx1="http://schemas.microsoft.com/office/drawing/2015/9/8/chartex" xmlns:cx2="http://schemas.microsoft.com/office/drawing/2015/10/21/chartex" xmlns:cx3="http://schemas.microsoft.com/office/drawing/2016/5/9/chartex" xmlns:cx4="http://schemas.microsoft.com/office/drawing/2016/5/10/chartex" xmlns:cx5="http://schemas.microsoft.com/office/drawing/2016/5/11/chartex" xmlns:cx6="http://schemas.microsoft.com/office/drawing/2016/5/12/chartex" xmlns:cx7="http://schemas.microsoft.com/office/drawing/2016/5/13/chartex" xmlns:cx8="http://schemas.microsoft.com/office/drawing/2016/5/14/chartex" xmlns:mc="http://schemas.openxmlformats.org/markup-compatibility/2006" xmlns:aink="http://schemas.microsoft.com/office/drawing/2016/ink" xmlns:am3d="http://schemas.microsoft.com/office/drawing/2017/model3d" xmlns:o="urn:schemas-microsoft-com:office:office" xmlns:oel="http://schemas.microsoft.com/office/2019/extlst" xmlns:r="http://schemas.openxmlformats.org/officeDocument/2006/relationships" xmlns:m="http://schemas.openxmlformats.org/officeDocument/2006/math" xmlns:v="urn:schemas-microsoft-com:vml" xmlns:wp14="http://schemas.microsoft.com/office/word/2010/wordprocessingDrawing" xmlns:wp="http://schemas.openxmlformats.org/drawingml/2006/wordprocessingDrawing" xmlns:w10="urn:schemas-microsoft-com:office:word" xmlns:w="http://schemas.openxmlformats.org/wordprocessingml/2006/main" xmlns:w14="http://schemas.microsoft.com/office/word/2010/wordml" xmlns:w15="http://schemas.microsoft.com/office/word/2012/wordml" xmlns:w16cex="http://schemas.microsoft.com/office/word/2018/wordml/cex" xmlns:w16cid="http://schemas.microsoft.com/office/word/2016/wordml/cid" xmlns:w16="http://schemas.microsoft.com/office/word/2018/wordml" xmlns:w16du="http://schemas.microsoft.com/office/word/2023/wordml/word16du" xmlns:w16sdtdh="http://schemas.microsoft.com/office/word/2020/wordml/sdtdatahash" xmlns:w16sdtfl="http://schemas.microsoft.com/office/word/2024/wordml/sdtformatlock" xmlns:w16se="http://schemas.microsoft.com/office/word/2015/wordml/symex" xmlns:wpg="http://schemas.microsoft.com/office/word/2010/wordprocessingGroup" xmlns:wpi="http://schemas.microsoft.com/office/word/2010/wordprocessingInk" xmlns:wne="http://schemas.microsoft.com/office/word/2006/wordml" xmlns:wps="http://schemas.microsoft.com/office/word/2010/wordprocessingShape" mc:Ignorable="w14 w15 w16se w16cid w16 w16cex w16sdtdh w16sdtfl w16du wp14">
   <w:abstractNum w:abstractNumId="0" w15:restartNumberingAfterBreak="0">
+    <w:nsid w:val="0C48547E"/>
+    <w:multiLevelType w:val="multilevel"/>
+    <w:tmpl w:val="5448A22E"/>
+    <w:lvl w:ilvl="0">
+      <w:start w:val="1"/>
+      <w:numFmt w:val="bullet"/>
+      <w:lvlText w:val=""/>
+      <w:lvlJc w:val="left"/>
+      <w:pPr>
+        <w:tabs>
+          <w:tab w:val="num" w:pos="720"/>
+        </w:tabs>
+        <w:ind w:left="720" w:hanging="360"/>
+      </w:pPr>
+      <w:rPr>
+        <w:rFonts w:ascii="Symbol" w:hAnsi="Symbol" w:hint="default"/>
+        <w:sz w:val="20"/>
+      </w:rPr>
+    </w:lvl>
+    <w:lvl w:ilvl="1" w:tentative="1">
+      <w:start w:val="1"/>
+      <w:numFmt w:val="bullet"/>
+      <w:lvlText w:val="o"/>
+      <w:lvlJc w:val="left"/>
+      <w:pPr>
+        <w:tabs>
+          <w:tab w:val="num" w:pos="1440"/>
+        </w:tabs>
+        <w:ind w:left="1440" w:hanging="360"/>
+      </w:pPr>
+      <w:rPr>
+        <w:rFonts w:ascii="Courier New" w:hAnsi="Courier New" w:hint="default"/>
+        <w:sz w:val="20"/>
+      </w:rPr>
+    </w:lvl>
+    <w:lvl w:ilvl="2" w:tentative="1">
+      <w:start w:val="1"/>
+      <w:numFmt w:val="bullet"/>
+      <w:lvlText w:val=""/>
+      <w:lvlJc w:val="left"/>
+      <w:pPr>
+        <w:tabs>
+          <w:tab w:val="num" w:pos="2160"/>
+        </w:tabs>
+        <w:ind w:left="2160" w:hanging="360"/>
+      </w:pPr>
+      <w:rPr>
+        <w:rFonts w:ascii="Wingdings" w:hAnsi="Wingdings" w:hint="default"/>
+        <w:sz w:val="20"/>
+      </w:rPr>
+    </w:lvl>
+    <w:lvl w:ilvl="3" w:tentative="1">
+      <w:start w:val="1"/>
+      <w:numFmt w:val="bullet"/>
+      <w:lvlText w:val=""/>
+      <w:lvlJc w:val="left"/>
+      <w:pPr>
+        <w:tabs>
+          <w:tab w:val="num" w:pos="2880"/>
+        </w:tabs>
+        <w:ind w:left="2880" w:hanging="360"/>
+      </w:pPr>
+      <w:rPr>
+        <w:rFonts w:ascii="Wingdings" w:hAnsi="Wingdings" w:hint="default"/>
+        <w:sz w:val="20"/>
+      </w:rPr>
+    </w:lvl>
+    <w:lvl w:ilvl="4" w:tentative="1">
+      <w:start w:val="1"/>
+      <w:numFmt w:val="bullet"/>
+      <w:lvlText w:val=""/>
+      <w:lvlJc w:val="left"/>
+      <w:pPr>
+        <w:tabs>
+          <w:tab w:val="num" w:pos="3600"/>
+        </w:tabs>
+        <w:ind w:left="3600" w:hanging="360"/>
+      </w:pPr>
+      <w:rPr>
+        <w:rFonts w:ascii="Wingdings" w:hAnsi="Wingdings" w:hint="default"/>
+        <w:sz w:val="20"/>
+      </w:rPr>
+    </w:lvl>
+    <w:lvl w:ilvl="5" w:tentative="1">
+      <w:start w:val="1"/>
+      <w:numFmt w:val="bullet"/>
+      <w:lvlText w:val=""/>
+      <w:lvlJc w:val="left"/>
+      <w:pPr>
+        <w:tabs>
+          <w:tab w:val="num" w:pos="4320"/>
+        </w:tabs>
+        <w:ind w:left="4320" w:hanging="360"/>
+      </w:pPr>
+      <w:rPr>
+        <w:rFonts w:ascii="Wingdings" w:hAnsi="Wingdings" w:hint="default"/>
+        <w:sz w:val="20"/>
+      </w:rPr>
+    </w:lvl>
+    <w:lvl w:ilvl="6" w:tentative="1">
+      <w:start w:val="1"/>
+      <w:numFmt w:val="bullet"/>
+      <w:lvlText w:val=""/>
+      <w:lvlJc w:val="left"/>
+      <w:pPr>
+        <w:tabs>
+          <w:tab w:val="num" w:pos="5040"/>
+        </w:tabs>
+        <w:ind w:left="5040" w:hanging="360"/>
+      </w:pPr>
+      <w:rPr>
+        <w:rFonts w:ascii="Wingdings" w:hAnsi="Wingdings" w:hint="default"/>
+        <w:sz w:val="20"/>
+      </w:rPr>
+    </w:lvl>
+    <w:lvl w:ilvl="7" w:tentative="1">
+      <w:start w:val="1"/>
+      <w:numFmt w:val="bullet"/>
+      <w:lvlText w:val=""/>
+      <w:lvlJc w:val="left"/>
+      <w:pPr>
+        <w:tabs>
+          <w:tab w:val="num" w:pos="5760"/>
+        </w:tabs>
+        <w:ind w:left="5760" w:hanging="360"/>
+      </w:pPr>
+      <w:rPr>
+        <w:rFonts w:ascii="Wingdings" w:hAnsi="Wingdings" w:hint="default"/>
+        <w:sz w:val="20"/>
+      </w:rPr>
+    </w:lvl>
+    <w:lvl w:ilvl="8" w:tentative="1">
+      <w:start w:val="1"/>
+      <w:numFmt w:val="bullet"/>
+      <w:lvlText w:val=""/>
+      <w:lvlJc w:val="left"/>
+      <w:pPr>
+        <w:tabs>
+          <w:tab w:val="num" w:pos="6480"/>
+        </w:tabs>
+        <w:ind w:left="6480" w:hanging="360"/>
+      </w:pPr>
+      <w:rPr>
+        <w:rFonts w:ascii="Wingdings" w:hAnsi="Wingdings" w:hint="default"/>
+        <w:sz w:val="20"/>
+      </w:rPr>
+    </w:lvl>
+  </w:abstractNum>
+  <w:abstractNum w:abstractNumId="1" w15:restartNumberingAfterBreak="0">
     <w:nsid w:val="27E5259C"/>
     <w:multiLevelType w:val="hybridMultilevel"/>
     <w:tmpl w:val="37BA4CB0"/>
@@ -122,8 +1146,467 @@
       </w:pPr>
     </w:lvl>
   </w:abstractNum>
+  <w:abstractNum w:abstractNumId="2" w15:restartNumberingAfterBreak="0">
+    <w:nsid w:val="4F861272"/>
+    <w:multiLevelType w:val="multilevel"/>
+    <w:tmpl w:val="965E301C"/>
+    <w:lvl w:ilvl="0">
+      <w:start w:val="1"/>
+      <w:numFmt w:val="bullet"/>
+      <w:lvlText w:val=""/>
+      <w:lvlJc w:val="left"/>
+      <w:pPr>
+        <w:tabs>
+          <w:tab w:val="num" w:pos="720"/>
+        </w:tabs>
+        <w:ind w:left="720" w:hanging="360"/>
+      </w:pPr>
+      <w:rPr>
+        <w:rFonts w:ascii="Symbol" w:hAnsi="Symbol" w:hint="default"/>
+        <w:sz w:val="20"/>
+      </w:rPr>
+    </w:lvl>
+    <w:lvl w:ilvl="1" w:tentative="1">
+      <w:start w:val="1"/>
+      <w:numFmt w:val="bullet"/>
+      <w:lvlText w:val="o"/>
+      <w:lvlJc w:val="left"/>
+      <w:pPr>
+        <w:tabs>
+          <w:tab w:val="num" w:pos="1440"/>
+        </w:tabs>
+        <w:ind w:left="1440" w:hanging="360"/>
+      </w:pPr>
+      <w:rPr>
+        <w:rFonts w:ascii="Courier New" w:hAnsi="Courier New" w:hint="default"/>
+        <w:sz w:val="20"/>
+      </w:rPr>
+    </w:lvl>
+    <w:lvl w:ilvl="2" w:tentative="1">
+      <w:start w:val="1"/>
+      <w:numFmt w:val="bullet"/>
+      <w:lvlText w:val=""/>
+      <w:lvlJc w:val="left"/>
+      <w:pPr>
+        <w:tabs>
+          <w:tab w:val="num" w:pos="2160"/>
+        </w:tabs>
+        <w:ind w:left="2160" w:hanging="360"/>
+      </w:pPr>
+      <w:rPr>
+        <w:rFonts w:ascii="Wingdings" w:hAnsi="Wingdings" w:hint="default"/>
+        <w:sz w:val="20"/>
+      </w:rPr>
+    </w:lvl>
+    <w:lvl w:ilvl="3" w:tentative="1">
+      <w:start w:val="1"/>
+      <w:numFmt w:val="bullet"/>
+      <w:lvlText w:val=""/>
+      <w:lvlJc w:val="left"/>
+      <w:pPr>
+        <w:tabs>
+          <w:tab w:val="num" w:pos="2880"/>
+        </w:tabs>
+        <w:ind w:left="2880" w:hanging="360"/>
+      </w:pPr>
+      <w:rPr>
+        <w:rFonts w:ascii="Wingdings" w:hAnsi="Wingdings" w:hint="default"/>
+        <w:sz w:val="20"/>
+      </w:rPr>
+    </w:lvl>
+    <w:lvl w:ilvl="4" w:tentative="1">
+      <w:start w:val="1"/>
+      <w:numFmt w:val="bullet"/>
+      <w:lvlText w:val=""/>
+      <w:lvlJc w:val="left"/>
+      <w:pPr>
+        <w:tabs>
+          <w:tab w:val="num" w:pos="3600"/>
+        </w:tabs>
+        <w:ind w:left="3600" w:hanging="360"/>
+      </w:pPr>
+      <w:rPr>
+        <w:rFonts w:ascii="Wingdings" w:hAnsi="Wingdings" w:hint="default"/>
+        <w:sz w:val="20"/>
+      </w:rPr>
+    </w:lvl>
+    <w:lvl w:ilvl="5" w:tentative="1">
+      <w:start w:val="1"/>
+      <w:numFmt w:val="bullet"/>
+      <w:lvlText w:val=""/>
+      <w:lvlJc w:val="left"/>
+      <w:pPr>
+        <w:tabs>
+          <w:tab w:val="num" w:pos="4320"/>
+        </w:tabs>
+        <w:ind w:left="4320" w:hanging="360"/>
+      </w:pPr>
+      <w:rPr>
+        <w:rFonts w:ascii="Wingdings" w:hAnsi="Wingdings" w:hint="default"/>
+        <w:sz w:val="20"/>
+      </w:rPr>
+    </w:lvl>
+    <w:lvl w:ilvl="6" w:tentative="1">
+      <w:start w:val="1"/>
+      <w:numFmt w:val="bullet"/>
+      <w:lvlText w:val=""/>
+      <w:lvlJc w:val="left"/>
+      <w:pPr>
+        <w:tabs>
+          <w:tab w:val="num" w:pos="5040"/>
+        </w:tabs>
+        <w:ind w:left="5040" w:hanging="360"/>
+      </w:pPr>
+      <w:rPr>
+        <w:rFonts w:ascii="Wingdings" w:hAnsi="Wingdings" w:hint="default"/>
+        <w:sz w:val="20"/>
+      </w:rPr>
+    </w:lvl>
+    <w:lvl w:ilvl="7" w:tentative="1">
+      <w:start w:val="1"/>
+      <w:numFmt w:val="bullet"/>
+      <w:lvlText w:val=""/>
+      <w:lvlJc w:val="left"/>
+      <w:pPr>
+        <w:tabs>
+          <w:tab w:val="num" w:pos="5760"/>
+        </w:tabs>
+        <w:ind w:left="5760" w:hanging="360"/>
+      </w:pPr>
+      <w:rPr>
+        <w:rFonts w:ascii="Wingdings" w:hAnsi="Wingdings" w:hint="default"/>
+        <w:sz w:val="20"/>
+      </w:rPr>
+    </w:lvl>
+    <w:lvl w:ilvl="8" w:tentative="1">
+      <w:start w:val="1"/>
+      <w:numFmt w:val="bullet"/>
+      <w:lvlText w:val=""/>
+      <w:lvlJc w:val="left"/>
+      <w:pPr>
+        <w:tabs>
+          <w:tab w:val="num" w:pos="6480"/>
+        </w:tabs>
+        <w:ind w:left="6480" w:hanging="360"/>
+      </w:pPr>
+      <w:rPr>
+        <w:rFonts w:ascii="Wingdings" w:hAnsi="Wingdings" w:hint="default"/>
+        <w:sz w:val="20"/>
+      </w:rPr>
+    </w:lvl>
+  </w:abstractNum>
+  <w:abstractNum w:abstractNumId="3" w15:restartNumberingAfterBreak="0">
+    <w:nsid w:val="5C9F1816"/>
+    <w:multiLevelType w:val="multilevel"/>
+    <w:tmpl w:val="4C888600"/>
+    <w:lvl w:ilvl="0">
+      <w:start w:val="1"/>
+      <w:numFmt w:val="bullet"/>
+      <w:lvlText w:val=""/>
+      <w:lvlJc w:val="left"/>
+      <w:pPr>
+        <w:tabs>
+          <w:tab w:val="num" w:pos="720"/>
+        </w:tabs>
+        <w:ind w:left="720" w:hanging="360"/>
+      </w:pPr>
+      <w:rPr>
+        <w:rFonts w:ascii="Symbol" w:hAnsi="Symbol" w:hint="default"/>
+        <w:sz w:val="20"/>
+      </w:rPr>
+    </w:lvl>
+    <w:lvl w:ilvl="1" w:tentative="1">
+      <w:start w:val="1"/>
+      <w:numFmt w:val="bullet"/>
+      <w:lvlText w:val="o"/>
+      <w:lvlJc w:val="left"/>
+      <w:pPr>
+        <w:tabs>
+          <w:tab w:val="num" w:pos="1440"/>
+        </w:tabs>
+        <w:ind w:left="1440" w:hanging="360"/>
+      </w:pPr>
+      <w:rPr>
+        <w:rFonts w:ascii="Courier New" w:hAnsi="Courier New" w:hint="default"/>
+        <w:sz w:val="20"/>
+      </w:rPr>
+    </w:lvl>
+    <w:lvl w:ilvl="2" w:tentative="1">
+      <w:start w:val="1"/>
+      <w:numFmt w:val="bullet"/>
+      <w:lvlText w:val=""/>
+      <w:lvlJc w:val="left"/>
+      <w:pPr>
+        <w:tabs>
+          <w:tab w:val="num" w:pos="2160"/>
+        </w:tabs>
+        <w:ind w:left="2160" w:hanging="360"/>
+      </w:pPr>
+      <w:rPr>
+        <w:rFonts w:ascii="Wingdings" w:hAnsi="Wingdings" w:hint="default"/>
+        <w:sz w:val="20"/>
+      </w:rPr>
+    </w:lvl>
+    <w:lvl w:ilvl="3" w:tentative="1">
+      <w:start w:val="1"/>
+      <w:numFmt w:val="bullet"/>
+      <w:lvlText w:val=""/>
+      <w:lvlJc w:val="left"/>
+      <w:pPr>
+        <w:tabs>
+          <w:tab w:val="num" w:pos="2880"/>
+        </w:tabs>
+        <w:ind w:left="2880" w:hanging="360"/>
+      </w:pPr>
+      <w:rPr>
+        <w:rFonts w:ascii="Wingdings" w:hAnsi="Wingdings" w:hint="default"/>
+        <w:sz w:val="20"/>
+      </w:rPr>
+    </w:lvl>
+    <w:lvl w:ilvl="4" w:tentative="1">
+      <w:start w:val="1"/>
+      <w:numFmt w:val="bullet"/>
+      <w:lvlText w:val=""/>
+      <w:lvlJc w:val="left"/>
+      <w:pPr>
+        <w:tabs>
+          <w:tab w:val="num" w:pos="3600"/>
+        </w:tabs>
+        <w:ind w:left="3600" w:hanging="360"/>
+      </w:pPr>
+      <w:rPr>
+        <w:rFonts w:ascii="Wingdings" w:hAnsi="Wingdings" w:hint="default"/>
+        <w:sz w:val="20"/>
+      </w:rPr>
+    </w:lvl>
+    <w:lvl w:ilvl="5" w:tentative="1">
+      <w:start w:val="1"/>
+      <w:numFmt w:val="bullet"/>
+      <w:lvlText w:val=""/>
+      <w:lvlJc w:val="left"/>
+      <w:pPr>
+        <w:tabs>
+          <w:tab w:val="num" w:pos="4320"/>
+        </w:tabs>
+        <w:ind w:left="4320" w:hanging="360"/>
+      </w:pPr>
+      <w:rPr>
+        <w:rFonts w:ascii="Wingdings" w:hAnsi="Wingdings" w:hint="default"/>
+        <w:sz w:val="20"/>
+      </w:rPr>
+    </w:lvl>
+    <w:lvl w:ilvl="6" w:tentative="1">
+      <w:start w:val="1"/>
+      <w:numFmt w:val="bullet"/>
+      <w:lvlText w:val=""/>
+      <w:lvlJc w:val="left"/>
+      <w:pPr>
+        <w:tabs>
+          <w:tab w:val="num" w:pos="5040"/>
+        </w:tabs>
+        <w:ind w:left="5040" w:hanging="360"/>
+      </w:pPr>
+      <w:rPr>
+        <w:rFonts w:ascii="Wingdings" w:hAnsi="Wingdings" w:hint="default"/>
+        <w:sz w:val="20"/>
+      </w:rPr>
+    </w:lvl>
+    <w:lvl w:ilvl="7" w:tentative="1">
+      <w:start w:val="1"/>
+      <w:numFmt w:val="bullet"/>
+      <w:lvlText w:val=""/>
+      <w:lvlJc w:val="left"/>
+      <w:pPr>
+        <w:tabs>
+          <w:tab w:val="num" w:pos="5760"/>
+        </w:tabs>
+        <w:ind w:left="5760" w:hanging="360"/>
+      </w:pPr>
+      <w:rPr>
+        <w:rFonts w:ascii="Wingdings" w:hAnsi="Wingdings" w:hint="default"/>
+        <w:sz w:val="20"/>
+      </w:rPr>
+    </w:lvl>
+    <w:lvl w:ilvl="8" w:tentative="1">
+      <w:start w:val="1"/>
+      <w:numFmt w:val="bullet"/>
+      <w:lvlText w:val=""/>
+      <w:lvlJc w:val="left"/>
+      <w:pPr>
+        <w:tabs>
+          <w:tab w:val="num" w:pos="6480"/>
+        </w:tabs>
+        <w:ind w:left="6480" w:hanging="360"/>
+      </w:pPr>
+      <w:rPr>
+        <w:rFonts w:ascii="Wingdings" w:hAnsi="Wingdings" w:hint="default"/>
+        <w:sz w:val="20"/>
+      </w:rPr>
+    </w:lvl>
+  </w:abstractNum>
+  <w:abstractNum w:abstractNumId="4" w15:restartNumberingAfterBreak="0">
+    <w:nsid w:val="72BC74AB"/>
+    <w:multiLevelType w:val="multilevel"/>
+    <w:tmpl w:val="299A4D80"/>
+    <w:lvl w:ilvl="0">
+      <w:start w:val="1"/>
+      <w:numFmt w:val="bullet"/>
+      <w:lvlText w:val=""/>
+      <w:lvlJc w:val="left"/>
+      <w:pPr>
+        <w:tabs>
+          <w:tab w:val="num" w:pos="720"/>
+        </w:tabs>
+        <w:ind w:left="720" w:hanging="360"/>
+      </w:pPr>
+      <w:rPr>
+        <w:rFonts w:ascii="Symbol" w:hAnsi="Symbol" w:hint="default"/>
+        <w:sz w:val="20"/>
+      </w:rPr>
+    </w:lvl>
+    <w:lvl w:ilvl="1" w:tentative="1">
+      <w:start w:val="1"/>
+      <w:numFmt w:val="bullet"/>
+      <w:lvlText w:val="o"/>
+      <w:lvlJc w:val="left"/>
+      <w:pPr>
+        <w:tabs>
+          <w:tab w:val="num" w:pos="1440"/>
+        </w:tabs>
+        <w:ind w:left="1440" w:hanging="360"/>
+      </w:pPr>
+      <w:rPr>
+        <w:rFonts w:ascii="Courier New" w:hAnsi="Courier New" w:hint="default"/>
+        <w:sz w:val="20"/>
+      </w:rPr>
+    </w:lvl>
+    <w:lvl w:ilvl="2" w:tentative="1">
+      <w:start w:val="1"/>
+      <w:numFmt w:val="bullet"/>
+      <w:lvlText w:val=""/>
+      <w:lvlJc w:val="left"/>
+      <w:pPr>
+        <w:tabs>
+          <w:tab w:val="num" w:pos="2160"/>
+        </w:tabs>
+        <w:ind w:left="2160" w:hanging="360"/>
+      </w:pPr>
+      <w:rPr>
+        <w:rFonts w:ascii="Wingdings" w:hAnsi="Wingdings" w:hint="default"/>
+        <w:sz w:val="20"/>
+      </w:rPr>
+    </w:lvl>
+    <w:lvl w:ilvl="3" w:tentative="1">
+      <w:start w:val="1"/>
+      <w:numFmt w:val="bullet"/>
+      <w:lvlText w:val=""/>
+      <w:lvlJc w:val="left"/>
+      <w:pPr>
+        <w:tabs>
+          <w:tab w:val="num" w:pos="2880"/>
+        </w:tabs>
+        <w:ind w:left="2880" w:hanging="360"/>
+      </w:pPr>
+      <w:rPr>
+        <w:rFonts w:ascii="Wingdings" w:hAnsi="Wingdings" w:hint="default"/>
+        <w:sz w:val="20"/>
+      </w:rPr>
+    </w:lvl>
+    <w:lvl w:ilvl="4" w:tentative="1">
+      <w:start w:val="1"/>
+      <w:numFmt w:val="bullet"/>
+      <w:lvlText w:val=""/>
+      <w:lvlJc w:val="left"/>
+      <w:pPr>
+        <w:tabs>
+          <w:tab w:val="num" w:pos="3600"/>
+        </w:tabs>
+        <w:ind w:left="3600" w:hanging="360"/>
+      </w:pPr>
+      <w:rPr>
+        <w:rFonts w:ascii="Wingdings" w:hAnsi="Wingdings" w:hint="default"/>
+        <w:sz w:val="20"/>
+      </w:rPr>
+    </w:lvl>
+    <w:lvl w:ilvl="5" w:tentative="1">
+      <w:start w:val="1"/>
+      <w:numFmt w:val="bullet"/>
+      <w:lvlText w:val=""/>
+      <w:lvlJc w:val="left"/>
+      <w:pPr>
+        <w:tabs>
+          <w:tab w:val="num" w:pos="4320"/>
+        </w:tabs>
+        <w:ind w:left="4320" w:hanging="360"/>
+      </w:pPr>
+      <w:rPr>
+        <w:rFonts w:ascii="Wingdings" w:hAnsi="Wingdings" w:hint="default"/>
+        <w:sz w:val="20"/>
+      </w:rPr>
+    </w:lvl>
+    <w:lvl w:ilvl="6" w:tentative="1">
+      <w:start w:val="1"/>
+      <w:numFmt w:val="bullet"/>
+      <w:lvlText w:val=""/>
+      <w:lvlJc w:val="left"/>
+      <w:pPr>
+        <w:tabs>
+          <w:tab w:val="num" w:pos="5040"/>
+        </w:tabs>
+        <w:ind w:left="5040" w:hanging="360"/>
+      </w:pPr>
+      <w:rPr>
+        <w:rFonts w:ascii="Wingdings" w:hAnsi="Wingdings" w:hint="default"/>
+        <w:sz w:val="20"/>
+      </w:rPr>
+    </w:lvl>
+    <w:lvl w:ilvl="7" w:tentative="1">
+      <w:start w:val="1"/>
+      <w:numFmt w:val="bullet"/>
+      <w:lvlText w:val=""/>
+      <w:lvlJc w:val="left"/>
+      <w:pPr>
+        <w:tabs>
+          <w:tab w:val="num" w:pos="5760"/>
+        </w:tabs>
+        <w:ind w:left="5760" w:hanging="360"/>
+      </w:pPr>
+      <w:rPr>
+        <w:rFonts w:ascii="Wingdings" w:hAnsi="Wingdings" w:hint="default"/>
+        <w:sz w:val="20"/>
+      </w:rPr>
+    </w:lvl>
+    <w:lvl w:ilvl="8" w:tentative="1">
+      <w:start w:val="1"/>
+      <w:numFmt w:val="bullet"/>
+      <w:lvlText w:val=""/>
+      <w:lvlJc w:val="left"/>
+      <w:pPr>
+        <w:tabs>
+          <w:tab w:val="num" w:pos="6480"/>
+        </w:tabs>
+        <w:ind w:left="6480" w:hanging="360"/>
+      </w:pPr>
+      <w:rPr>
+        <w:rFonts w:ascii="Wingdings" w:hAnsi="Wingdings" w:hint="default"/>
+        <w:sz w:val="20"/>
+      </w:rPr>
+    </w:lvl>
+  </w:abstractNum>
   <w:num w:numId="1" w16cid:durableId="898398380">
+    <w:abstractNumId w:val="1"/>
+  </w:num>
+  <w:num w:numId="2" w16cid:durableId="605847523">
     <w:abstractNumId w:val="0"/>
+  </w:num>
+  <w:num w:numId="3" w16cid:durableId="1582063607">
+    <w:abstractNumId w:val="4"/>
+  </w:num>
+  <w:num w:numId="4" w16cid:durableId="430316394">
+    <w:abstractNumId w:val="2"/>
+  </w:num>
+  <w:num w:numId="5" w16cid:durableId="259416952">
+    <w:abstractNumId w:val="3"/>
   </w:num>
 </w:numbering>
 </file>
